--- a/docs (springboot)/module1.docx
+++ b/docs (springboot)/module1.docx
@@ -3138,18 +3138,7 @@
           <w:szCs w:val="22"/>
           <w:lang w:val="en-IN"/>
         </w:rPr>
-        <w:t>@Bean</w:t>
-      </w:r>
-      <w:r>
-        <w:rPr>
-          <w:rFonts w:hint="default" w:ascii="Bodoni MT" w:hAnsi="Bodoni MT" w:eastAsia="等线" w:cs="Bodoni MT"/>
-          <w:b/>
-          <w:bCs/>
-          <w:sz w:val="22"/>
-          <w:szCs w:val="22"/>
-          <w:lang w:val="en-IN"/>
-        </w:rPr>
-        <w:t xml:space="preserve"> </w:t>
+        <w:t xml:space="preserve">@Bean </w:t>
       </w:r>
       <w:r>
         <w:rPr>
@@ -12033,8 +12022,6 @@
         </w:rPr>
         <w:t>Some Important Notes:</w:t>
       </w:r>
-      <w:bookmarkStart w:id="0" w:name="_GoBack"/>
-      <w:bookmarkEnd w:id="0"/>
     </w:p>
     <w:p>
       <w:pPr>
@@ -13031,433 +13018,9 @@
       </w:pPr>
     </w:p>
     <w:p>
-      <w:pPr>
-        <w:keepNext w:val="0"/>
-        <w:keepLines w:val="0"/>
-        <w:widowControl/>
-        <w:numPr>
-          <w:ilvl w:val="0"/>
-          <w:numId w:val="12"/>
-        </w:numPr>
-        <w:suppressLineNumbers w:val="0"/>
-        <w:spacing w:before="0" w:beforeAutospacing="0" w:after="0" w:afterAutospacing="0" w:line="360" w:lineRule="auto"/>
-        <w:ind w:left="420" w:leftChars="0" w:right="0" w:hanging="420" w:firstLineChars="0"/>
-        <w:jc w:val="left"/>
-        <w:rPr>
-          <w:rFonts w:hint="default" w:ascii="Bodoni MT" w:hAnsi="Bodoni MT" w:eastAsia="等线" w:cs="Bodoni MT"/>
-          <w:sz w:val="22"/>
-          <w:szCs w:val="22"/>
-        </w:rPr>
-      </w:pPr>
-      <w:r>
-        <w:rPr>
-          <w:rFonts w:hint="default" w:ascii="Bodoni MT" w:hAnsi="Bodoni MT" w:eastAsia="等线" w:cs="Bodoni MT"/>
-          <w:sz w:val="22"/>
-          <w:szCs w:val="22"/>
-          <w:lang w:val="en-IN"/>
-        </w:rPr>
-        <w:t>F</w:t>
-      </w:r>
+      <w:bookmarkStart w:id="0" w:name="_GoBack"/>
+      <w:bookmarkEnd w:id="0"/>
     </w:p>
-    <w:p>
-      <w:pPr>
-        <w:keepNext w:val="0"/>
-        <w:keepLines w:val="0"/>
-        <w:widowControl/>
-        <w:numPr>
-          <w:ilvl w:val="0"/>
-          <w:numId w:val="12"/>
-        </w:numPr>
-        <w:suppressLineNumbers w:val="0"/>
-        <w:spacing w:before="0" w:beforeAutospacing="0" w:after="0" w:afterAutospacing="0" w:line="360" w:lineRule="auto"/>
-        <w:ind w:left="420" w:leftChars="0" w:right="0" w:hanging="420" w:firstLineChars="0"/>
-        <w:jc w:val="left"/>
-        <w:rPr>
-          <w:rFonts w:hint="default" w:ascii="Bodoni MT" w:hAnsi="Bodoni MT" w:eastAsia="等线" w:cs="Bodoni MT"/>
-          <w:sz w:val="22"/>
-          <w:szCs w:val="22"/>
-        </w:rPr>
-      </w:pPr>
-      <w:r>
-        <w:rPr>
-          <w:rFonts w:hint="default" w:ascii="Bodoni MT" w:hAnsi="Bodoni MT" w:eastAsia="等线" w:cs="Bodoni MT"/>
-          <w:sz w:val="22"/>
-          <w:szCs w:val="22"/>
-          <w:lang w:val="en-IN"/>
-        </w:rPr>
-        <w:t>F</w:t>
-      </w:r>
-    </w:p>
-    <w:p>
-      <w:pPr>
-        <w:keepNext w:val="0"/>
-        <w:keepLines w:val="0"/>
-        <w:widowControl/>
-        <w:numPr>
-          <w:ilvl w:val="0"/>
-          <w:numId w:val="12"/>
-        </w:numPr>
-        <w:suppressLineNumbers w:val="0"/>
-        <w:spacing w:before="0" w:beforeAutospacing="0" w:after="0" w:afterAutospacing="0" w:line="360" w:lineRule="auto"/>
-        <w:ind w:left="420" w:leftChars="0" w:right="0" w:hanging="420" w:firstLineChars="0"/>
-        <w:jc w:val="left"/>
-        <w:rPr>
-          <w:rFonts w:hint="default" w:ascii="Bodoni MT" w:hAnsi="Bodoni MT" w:eastAsia="等线" w:cs="Bodoni MT"/>
-          <w:sz w:val="22"/>
-          <w:szCs w:val="22"/>
-        </w:rPr>
-      </w:pPr>
-      <w:r>
-        <w:rPr>
-          <w:rFonts w:hint="default" w:ascii="Bodoni MT" w:hAnsi="Bodoni MT" w:eastAsia="等线" w:cs="Bodoni MT"/>
-          <w:sz w:val="22"/>
-          <w:szCs w:val="22"/>
-          <w:lang w:val="en-IN"/>
-        </w:rPr>
-        <w:t>F</w:t>
-      </w:r>
-    </w:p>
-    <w:p>
-      <w:pPr>
-        <w:keepNext w:val="0"/>
-        <w:keepLines w:val="0"/>
-        <w:widowControl/>
-        <w:numPr>
-          <w:ilvl w:val="0"/>
-          <w:numId w:val="12"/>
-        </w:numPr>
-        <w:suppressLineNumbers w:val="0"/>
-        <w:spacing w:before="0" w:beforeAutospacing="0" w:after="0" w:afterAutospacing="0" w:line="360" w:lineRule="auto"/>
-        <w:ind w:left="420" w:leftChars="0" w:right="0" w:hanging="420" w:firstLineChars="0"/>
-        <w:jc w:val="left"/>
-        <w:rPr>
-          <w:rFonts w:hint="default" w:ascii="Bodoni MT" w:hAnsi="Bodoni MT" w:eastAsia="等线" w:cs="Bodoni MT"/>
-          <w:sz w:val="22"/>
-          <w:szCs w:val="22"/>
-        </w:rPr>
-      </w:pPr>
-      <w:r>
-        <w:rPr>
-          <w:rFonts w:hint="default" w:ascii="Bodoni MT" w:hAnsi="Bodoni MT" w:eastAsia="等线" w:cs="Bodoni MT"/>
-          <w:sz w:val="22"/>
-          <w:szCs w:val="22"/>
-          <w:lang w:val="en-IN"/>
-        </w:rPr>
-        <w:t>F</w:t>
-      </w:r>
-    </w:p>
-    <w:p>
-      <w:pPr>
-        <w:keepNext w:val="0"/>
-        <w:keepLines w:val="0"/>
-        <w:widowControl/>
-        <w:numPr>
-          <w:ilvl w:val="0"/>
-          <w:numId w:val="12"/>
-        </w:numPr>
-        <w:suppressLineNumbers w:val="0"/>
-        <w:spacing w:before="0" w:beforeAutospacing="0" w:after="0" w:afterAutospacing="0" w:line="360" w:lineRule="auto"/>
-        <w:ind w:left="420" w:leftChars="0" w:right="0" w:hanging="420" w:firstLineChars="0"/>
-        <w:jc w:val="left"/>
-        <w:rPr>
-          <w:rFonts w:hint="default" w:ascii="Bodoni MT" w:hAnsi="Bodoni MT" w:eastAsia="等线" w:cs="Bodoni MT"/>
-          <w:sz w:val="22"/>
-          <w:szCs w:val="22"/>
-        </w:rPr>
-      </w:pPr>
-      <w:r>
-        <w:rPr>
-          <w:rFonts w:hint="default" w:ascii="Bodoni MT" w:hAnsi="Bodoni MT" w:eastAsia="等线" w:cs="Bodoni MT"/>
-          <w:sz w:val="22"/>
-          <w:szCs w:val="22"/>
-          <w:lang w:val="en-IN"/>
-        </w:rPr>
-        <w:t>F</w:t>
-      </w:r>
-    </w:p>
-    <w:p>
-      <w:pPr>
-        <w:keepNext w:val="0"/>
-        <w:keepLines w:val="0"/>
-        <w:widowControl/>
-        <w:numPr>
-          <w:ilvl w:val="0"/>
-          <w:numId w:val="12"/>
-        </w:numPr>
-        <w:suppressLineNumbers w:val="0"/>
-        <w:spacing w:before="0" w:beforeAutospacing="0" w:after="0" w:afterAutospacing="0" w:line="360" w:lineRule="auto"/>
-        <w:ind w:left="420" w:leftChars="0" w:right="0" w:hanging="420" w:firstLineChars="0"/>
-        <w:jc w:val="left"/>
-        <w:rPr>
-          <w:rFonts w:hint="default" w:ascii="Bodoni MT" w:hAnsi="Bodoni MT" w:eastAsia="等线" w:cs="Bodoni MT"/>
-          <w:sz w:val="22"/>
-          <w:szCs w:val="22"/>
-        </w:rPr>
-      </w:pPr>
-      <w:r>
-        <w:rPr>
-          <w:rFonts w:hint="default" w:ascii="Bodoni MT" w:hAnsi="Bodoni MT" w:eastAsia="等线" w:cs="Bodoni MT"/>
-          <w:sz w:val="22"/>
-          <w:szCs w:val="22"/>
-          <w:lang w:val="en-IN"/>
-        </w:rPr>
-        <w:t>F</w:t>
-      </w:r>
-    </w:p>
-    <w:p>
-      <w:pPr>
-        <w:keepNext w:val="0"/>
-        <w:keepLines w:val="0"/>
-        <w:widowControl/>
-        <w:numPr>
-          <w:ilvl w:val="0"/>
-          <w:numId w:val="12"/>
-        </w:numPr>
-        <w:suppressLineNumbers w:val="0"/>
-        <w:spacing w:before="0" w:beforeAutospacing="0" w:after="0" w:afterAutospacing="0" w:line="360" w:lineRule="auto"/>
-        <w:ind w:left="420" w:leftChars="0" w:right="0" w:hanging="420" w:firstLineChars="0"/>
-        <w:jc w:val="left"/>
-        <w:rPr>
-          <w:rFonts w:hint="default" w:ascii="Bodoni MT" w:hAnsi="Bodoni MT" w:eastAsia="等线" w:cs="Bodoni MT"/>
-          <w:sz w:val="22"/>
-          <w:szCs w:val="22"/>
-        </w:rPr>
-      </w:pPr>
-      <w:r>
-        <w:rPr>
-          <w:rFonts w:hint="default" w:ascii="Bodoni MT" w:hAnsi="Bodoni MT" w:eastAsia="等线" w:cs="Bodoni MT"/>
-          <w:sz w:val="22"/>
-          <w:szCs w:val="22"/>
-          <w:lang w:val="en-IN"/>
-        </w:rPr>
-        <w:t>F</w:t>
-      </w:r>
-    </w:p>
-    <w:p>
-      <w:pPr>
-        <w:keepNext w:val="0"/>
-        <w:keepLines w:val="0"/>
-        <w:widowControl/>
-        <w:numPr>
-          <w:ilvl w:val="0"/>
-          <w:numId w:val="12"/>
-        </w:numPr>
-        <w:suppressLineNumbers w:val="0"/>
-        <w:spacing w:before="0" w:beforeAutospacing="0" w:after="0" w:afterAutospacing="0" w:line="360" w:lineRule="auto"/>
-        <w:ind w:left="420" w:leftChars="0" w:right="0" w:hanging="420" w:firstLineChars="0"/>
-        <w:jc w:val="left"/>
-        <w:rPr>
-          <w:rFonts w:hint="default" w:ascii="Bodoni MT" w:hAnsi="Bodoni MT" w:eastAsia="等线" w:cs="Bodoni MT"/>
-          <w:sz w:val="22"/>
-          <w:szCs w:val="22"/>
-        </w:rPr>
-      </w:pPr>
-      <w:r>
-        <w:rPr>
-          <w:rFonts w:hint="default" w:ascii="Bodoni MT" w:hAnsi="Bodoni MT" w:eastAsia="等线" w:cs="Bodoni MT"/>
-          <w:sz w:val="22"/>
-          <w:szCs w:val="22"/>
-          <w:lang w:val="en-IN"/>
-        </w:rPr>
-        <w:t>F</w:t>
-      </w:r>
-    </w:p>
-    <w:p>
-      <w:pPr>
-        <w:keepNext w:val="0"/>
-        <w:keepLines w:val="0"/>
-        <w:widowControl/>
-        <w:numPr>
-          <w:ilvl w:val="0"/>
-          <w:numId w:val="12"/>
-        </w:numPr>
-        <w:suppressLineNumbers w:val="0"/>
-        <w:spacing w:before="0" w:beforeAutospacing="0" w:after="0" w:afterAutospacing="0" w:line="360" w:lineRule="auto"/>
-        <w:ind w:left="420" w:leftChars="0" w:right="0" w:hanging="420" w:firstLineChars="0"/>
-        <w:jc w:val="left"/>
-        <w:rPr>
-          <w:rFonts w:hint="default" w:ascii="Bodoni MT" w:hAnsi="Bodoni MT" w:eastAsia="等线" w:cs="Bodoni MT"/>
-          <w:sz w:val="22"/>
-          <w:szCs w:val="22"/>
-        </w:rPr>
-      </w:pPr>
-      <w:r>
-        <w:rPr>
-          <w:rFonts w:hint="default" w:ascii="Bodoni MT" w:hAnsi="Bodoni MT" w:eastAsia="等线" w:cs="Bodoni MT"/>
-          <w:sz w:val="22"/>
-          <w:szCs w:val="22"/>
-          <w:lang w:val="en-IN"/>
-        </w:rPr>
-        <w:t>F</w:t>
-      </w:r>
-    </w:p>
-    <w:p>
-      <w:pPr>
-        <w:keepNext w:val="0"/>
-        <w:keepLines w:val="0"/>
-        <w:widowControl/>
-        <w:numPr>
-          <w:ilvl w:val="0"/>
-          <w:numId w:val="12"/>
-        </w:numPr>
-        <w:suppressLineNumbers w:val="0"/>
-        <w:spacing w:before="0" w:beforeAutospacing="0" w:after="0" w:afterAutospacing="0" w:line="360" w:lineRule="auto"/>
-        <w:ind w:left="420" w:leftChars="0" w:right="0" w:hanging="420" w:firstLineChars="0"/>
-        <w:jc w:val="left"/>
-        <w:rPr>
-          <w:rFonts w:hint="default" w:ascii="Bodoni MT" w:hAnsi="Bodoni MT" w:eastAsia="等线" w:cs="Bodoni MT"/>
-          <w:sz w:val="22"/>
-          <w:szCs w:val="22"/>
-        </w:rPr>
-      </w:pPr>
-      <w:r>
-        <w:rPr>
-          <w:rFonts w:hint="default" w:ascii="Bodoni MT" w:hAnsi="Bodoni MT" w:eastAsia="等线" w:cs="Bodoni MT"/>
-          <w:sz w:val="22"/>
-          <w:szCs w:val="22"/>
-          <w:lang w:val="en-IN"/>
-        </w:rPr>
-        <w:t>F</w:t>
-      </w:r>
-    </w:p>
-    <w:p>
-      <w:pPr>
-        <w:keepNext w:val="0"/>
-        <w:keepLines w:val="0"/>
-        <w:widowControl/>
-        <w:numPr>
-          <w:ilvl w:val="0"/>
-          <w:numId w:val="12"/>
-        </w:numPr>
-        <w:suppressLineNumbers w:val="0"/>
-        <w:spacing w:before="0" w:beforeAutospacing="0" w:after="0" w:afterAutospacing="0" w:line="360" w:lineRule="auto"/>
-        <w:ind w:left="420" w:leftChars="0" w:right="0" w:hanging="420" w:firstLineChars="0"/>
-        <w:jc w:val="left"/>
-        <w:rPr>
-          <w:rFonts w:hint="default" w:ascii="Bodoni MT" w:hAnsi="Bodoni MT" w:eastAsia="等线" w:cs="Bodoni MT"/>
-          <w:sz w:val="22"/>
-          <w:szCs w:val="22"/>
-        </w:rPr>
-      </w:pPr>
-      <w:r>
-        <w:rPr>
-          <w:rFonts w:hint="default" w:ascii="Bodoni MT" w:hAnsi="Bodoni MT" w:eastAsia="等线" w:cs="Bodoni MT"/>
-          <w:sz w:val="22"/>
-          <w:szCs w:val="22"/>
-          <w:lang w:val="en-IN"/>
-        </w:rPr>
-        <w:t>F</w:t>
-      </w:r>
-    </w:p>
-    <w:p>
-      <w:pPr>
-        <w:keepNext w:val="0"/>
-        <w:keepLines w:val="0"/>
-        <w:widowControl/>
-        <w:numPr>
-          <w:ilvl w:val="0"/>
-          <w:numId w:val="12"/>
-        </w:numPr>
-        <w:suppressLineNumbers w:val="0"/>
-        <w:spacing w:before="0" w:beforeAutospacing="0" w:after="0" w:afterAutospacing="0" w:line="360" w:lineRule="auto"/>
-        <w:ind w:left="420" w:leftChars="0" w:right="0" w:hanging="420" w:firstLineChars="0"/>
-        <w:jc w:val="left"/>
-        <w:rPr>
-          <w:rFonts w:hint="default" w:ascii="Bodoni MT" w:hAnsi="Bodoni MT" w:eastAsia="等线" w:cs="Bodoni MT"/>
-          <w:sz w:val="22"/>
-          <w:szCs w:val="22"/>
-        </w:rPr>
-      </w:pPr>
-      <w:r>
-        <w:rPr>
-          <w:rFonts w:hint="default" w:ascii="Bodoni MT" w:hAnsi="Bodoni MT" w:eastAsia="等线" w:cs="Bodoni MT"/>
-          <w:sz w:val="22"/>
-          <w:szCs w:val="22"/>
-          <w:lang w:val="en-IN"/>
-        </w:rPr>
-        <w:t>F</w:t>
-      </w:r>
-    </w:p>
-    <w:p>
-      <w:pPr>
-        <w:keepNext w:val="0"/>
-        <w:keepLines w:val="0"/>
-        <w:widowControl/>
-        <w:numPr>
-          <w:ilvl w:val="0"/>
-          <w:numId w:val="12"/>
-        </w:numPr>
-        <w:suppressLineNumbers w:val="0"/>
-        <w:spacing w:before="0" w:beforeAutospacing="0" w:after="0" w:afterAutospacing="0" w:line="360" w:lineRule="auto"/>
-        <w:ind w:left="420" w:leftChars="0" w:right="0" w:hanging="420" w:firstLineChars="0"/>
-        <w:jc w:val="left"/>
-        <w:rPr>
-          <w:rFonts w:hint="default" w:ascii="Bodoni MT" w:hAnsi="Bodoni MT" w:eastAsia="等线" w:cs="Bodoni MT"/>
-          <w:sz w:val="22"/>
-          <w:szCs w:val="22"/>
-        </w:rPr>
-      </w:pPr>
-      <w:r>
-        <w:rPr>
-          <w:rFonts w:hint="default" w:ascii="Bodoni MT" w:hAnsi="Bodoni MT" w:eastAsia="等线" w:cs="Bodoni MT"/>
-          <w:sz w:val="22"/>
-          <w:szCs w:val="22"/>
-          <w:lang w:val="en-IN"/>
-        </w:rPr>
-        <w:t>F</w:t>
-      </w:r>
-    </w:p>
-    <w:p>
-      <w:pPr>
-        <w:keepNext w:val="0"/>
-        <w:keepLines w:val="0"/>
-        <w:widowControl/>
-        <w:numPr>
-          <w:ilvl w:val="0"/>
-          <w:numId w:val="12"/>
-        </w:numPr>
-        <w:suppressLineNumbers w:val="0"/>
-        <w:spacing w:before="0" w:beforeAutospacing="0" w:after="0" w:afterAutospacing="0" w:line="360" w:lineRule="auto"/>
-        <w:ind w:left="420" w:leftChars="0" w:right="0" w:hanging="420" w:firstLineChars="0"/>
-        <w:jc w:val="left"/>
-        <w:rPr>
-          <w:rFonts w:hint="default" w:ascii="Bodoni MT" w:hAnsi="Bodoni MT" w:eastAsia="等线" w:cs="Bodoni MT"/>
-          <w:sz w:val="22"/>
-          <w:szCs w:val="22"/>
-        </w:rPr>
-      </w:pPr>
-      <w:r>
-        <w:rPr>
-          <w:rFonts w:hint="default" w:ascii="Bodoni MT" w:hAnsi="Bodoni MT" w:eastAsia="等线" w:cs="Bodoni MT"/>
-          <w:sz w:val="22"/>
-          <w:szCs w:val="22"/>
-          <w:lang w:val="en-IN"/>
-        </w:rPr>
-        <w:t>F</w:t>
-      </w:r>
-    </w:p>
-    <w:p>
-      <w:pPr>
-        <w:keepNext w:val="0"/>
-        <w:keepLines w:val="0"/>
-        <w:widowControl/>
-        <w:numPr>
-          <w:ilvl w:val="0"/>
-          <w:numId w:val="12"/>
-        </w:numPr>
-        <w:suppressLineNumbers w:val="0"/>
-        <w:spacing w:before="0" w:beforeAutospacing="0" w:after="0" w:afterAutospacing="0" w:line="360" w:lineRule="auto"/>
-        <w:ind w:left="420" w:leftChars="0" w:right="0" w:hanging="420" w:firstLineChars="0"/>
-        <w:jc w:val="left"/>
-        <w:rPr>
-          <w:rFonts w:hint="default" w:ascii="Bodoni MT" w:hAnsi="Bodoni MT" w:eastAsia="等线" w:cs="Bodoni MT"/>
-          <w:sz w:val="22"/>
-          <w:szCs w:val="22"/>
-        </w:rPr>
-      </w:pPr>
-    </w:p>
-    <w:p/>
-    <w:p/>
     <w:sectPr>
       <w:pgSz w:w="11906" w:h="16838"/>
       <w:pgMar w:top="1440" w:right="1800" w:bottom="1440" w:left="1800" w:header="720" w:footer="720" w:gutter="0"/>
@@ -14300,21 +13863,21 @@
     <w:lsdException w:qFormat="1" w:unhideWhenUsed="0" w:uiPriority="69" w:semiHidden="0" w:name="Medium Grid 3"/>
     <w:lsdException w:unhideWhenUsed="0" w:uiPriority="70" w:semiHidden="0" w:name="Dark List"/>
     <w:lsdException w:unhideWhenUsed="0" w:uiPriority="71" w:semiHidden="0" w:name="Colorful Shading"/>
-    <w:lsdException w:unhideWhenUsed="0" w:uiPriority="72" w:semiHidden="0" w:name="Colorful List"/>
+    <w:lsdException w:qFormat="1" w:unhideWhenUsed="0" w:uiPriority="72" w:semiHidden="0" w:name="Colorful List"/>
     <w:lsdException w:unhideWhenUsed="0" w:uiPriority="73" w:semiHidden="0" w:name="Colorful Grid"/>
     <w:lsdException w:qFormat="1" w:unhideWhenUsed="0" w:uiPriority="60" w:semiHidden="0" w:name="Light Shading Accent 1"/>
     <w:lsdException w:qFormat="1" w:unhideWhenUsed="0" w:uiPriority="61" w:semiHidden="0" w:name="Light List Accent 1"/>
     <w:lsdException w:qFormat="1" w:unhideWhenUsed="0" w:uiPriority="62" w:semiHidden="0" w:name="Light Grid Accent 1"/>
     <w:lsdException w:qFormat="1" w:unhideWhenUsed="0" w:uiPriority="63" w:semiHidden="0" w:name="Medium Shading 1 Accent 1"/>
-    <w:lsdException w:unhideWhenUsed="0" w:uiPriority="64" w:semiHidden="0" w:name="Medium Shading 2 Accent 1"/>
+    <w:lsdException w:qFormat="1" w:unhideWhenUsed="0" w:uiPriority="64" w:semiHidden="0" w:name="Medium Shading 2 Accent 1"/>
     <w:lsdException w:unhideWhenUsed="0" w:uiPriority="65" w:semiHidden="0" w:name="Medium List 1 Accent 1"/>
-    <w:lsdException w:unhideWhenUsed="0" w:uiPriority="66" w:semiHidden="0" w:name="Medium List 2 Accent 1"/>
+    <w:lsdException w:qFormat="1" w:unhideWhenUsed="0" w:uiPriority="66" w:semiHidden="0" w:name="Medium List 2 Accent 1"/>
     <w:lsdException w:unhideWhenUsed="0" w:uiPriority="67" w:semiHidden="0" w:name="Medium Grid 1 Accent 1"/>
     <w:lsdException w:unhideWhenUsed="0" w:uiPriority="68" w:semiHidden="0" w:name="Medium Grid 2 Accent 1"/>
     <w:lsdException w:unhideWhenUsed="0" w:uiPriority="69" w:semiHidden="0" w:name="Medium Grid 3 Accent 1"/>
-    <w:lsdException w:unhideWhenUsed="0" w:uiPriority="70" w:semiHidden="0" w:name="Dark List Accent 1"/>
-    <w:lsdException w:unhideWhenUsed="0" w:uiPriority="71" w:semiHidden="0" w:name="Colorful Shading Accent 1"/>
-    <w:lsdException w:unhideWhenUsed="0" w:uiPriority="72" w:semiHidden="0" w:name="Colorful List Accent 1"/>
+    <w:lsdException w:qFormat="1" w:unhideWhenUsed="0" w:uiPriority="70" w:semiHidden="0" w:name="Dark List Accent 1"/>
+    <w:lsdException w:qFormat="1" w:unhideWhenUsed="0" w:uiPriority="71" w:semiHidden="0" w:name="Colorful Shading Accent 1"/>
+    <w:lsdException w:qFormat="1" w:unhideWhenUsed="0" w:uiPriority="72" w:semiHidden="0" w:name="Colorful List Accent 1"/>
     <w:lsdException w:unhideWhenUsed="0" w:uiPriority="73" w:semiHidden="0" w:name="Colorful Grid Accent 1"/>
     <w:lsdException w:qFormat="1" w:unhideWhenUsed="0" w:uiPriority="60" w:semiHidden="0" w:name="Light Shading Accent 2"/>
     <w:lsdException w:qFormat="1" w:unhideWhenUsed="0" w:uiPriority="61" w:semiHidden="0" w:name="Light List Accent 2"/>
@@ -14324,11 +13887,11 @@
     <w:lsdException w:qFormat="1" w:unhideWhenUsed="0" w:uiPriority="65" w:semiHidden="0" w:name="Medium List 1 Accent 2"/>
     <w:lsdException w:unhideWhenUsed="0" w:uiPriority="66" w:semiHidden="0" w:name="Medium List 2 Accent 2"/>
     <w:lsdException w:unhideWhenUsed="0" w:uiPriority="67" w:semiHidden="0" w:name="Medium Grid 1 Accent 2"/>
-    <w:lsdException w:unhideWhenUsed="0" w:uiPriority="68" w:semiHidden="0" w:name="Medium Grid 2 Accent 2"/>
-    <w:lsdException w:unhideWhenUsed="0" w:uiPriority="69" w:semiHidden="0" w:name="Medium Grid 3 Accent 2"/>
+    <w:lsdException w:qFormat="1" w:unhideWhenUsed="0" w:uiPriority="68" w:semiHidden="0" w:name="Medium Grid 2 Accent 2"/>
+    <w:lsdException w:qFormat="1" w:unhideWhenUsed="0" w:uiPriority="69" w:semiHidden="0" w:name="Medium Grid 3 Accent 2"/>
     <w:lsdException w:qFormat="1" w:unhideWhenUsed="0" w:uiPriority="70" w:semiHidden="0" w:name="Dark List Accent 2"/>
-    <w:lsdException w:unhideWhenUsed="0" w:uiPriority="71" w:semiHidden="0" w:name="Colorful Shading Accent 2"/>
-    <w:lsdException w:unhideWhenUsed="0" w:uiPriority="72" w:semiHidden="0" w:name="Colorful List Accent 2"/>
+    <w:lsdException w:qFormat="1" w:unhideWhenUsed="0" w:uiPriority="71" w:semiHidden="0" w:name="Colorful Shading Accent 2"/>
+    <w:lsdException w:qFormat="1" w:unhideWhenUsed="0" w:uiPriority="72" w:semiHidden="0" w:name="Colorful List Accent 2"/>
     <w:lsdException w:unhideWhenUsed="0" w:uiPriority="73" w:semiHidden="0" w:name="Colorful Grid Accent 2"/>
     <w:lsdException w:qFormat="1" w:unhideWhenUsed="0" w:uiPriority="60" w:semiHidden="0" w:name="Light Shading Accent 3"/>
     <w:lsdException w:qFormat="1" w:unhideWhenUsed="0" w:uiPriority="61" w:semiHidden="0" w:name="Light List Accent 3"/>
@@ -14338,7 +13901,7 @@
     <w:lsdException w:unhideWhenUsed="0" w:uiPriority="65" w:semiHidden="0" w:name="Medium List 1 Accent 3"/>
     <w:lsdException w:unhideWhenUsed="0" w:uiPriority="66" w:semiHidden="0" w:name="Medium List 2 Accent 3"/>
     <w:lsdException w:qFormat="1" w:unhideWhenUsed="0" w:uiPriority="67" w:semiHidden="0" w:name="Medium Grid 1 Accent 3"/>
-    <w:lsdException w:unhideWhenUsed="0" w:uiPriority="68" w:semiHidden="0" w:name="Medium Grid 2 Accent 3"/>
+    <w:lsdException w:qFormat="1" w:unhideWhenUsed="0" w:uiPriority="68" w:semiHidden="0" w:name="Medium Grid 2 Accent 3"/>
     <w:lsdException w:qFormat="1" w:unhideWhenUsed="0" w:uiPriority="69" w:semiHidden="0" w:name="Medium Grid 3 Accent 3"/>
     <w:lsdException w:unhideWhenUsed="0" w:uiPriority="70" w:semiHidden="0" w:name="Dark List Accent 3"/>
     <w:lsdException w:unhideWhenUsed="0" w:uiPriority="71" w:semiHidden="0" w:name="Colorful Shading Accent 3"/>
@@ -14365,10 +13928,10 @@
     <w:lsdException w:qFormat="1" w:unhideWhenUsed="0" w:uiPriority="64" w:semiHidden="0" w:name="Medium Shading 2 Accent 5"/>
     <w:lsdException w:unhideWhenUsed="0" w:uiPriority="65" w:semiHidden="0" w:name="Medium List 1 Accent 5"/>
     <w:lsdException w:qFormat="1" w:unhideWhenUsed="0" w:uiPriority="66" w:semiHidden="0" w:name="Medium List 2 Accent 5"/>
-    <w:lsdException w:unhideWhenUsed="0" w:uiPriority="67" w:semiHidden="0" w:name="Medium Grid 1 Accent 5"/>
+    <w:lsdException w:qFormat="1" w:unhideWhenUsed="0" w:uiPriority="67" w:semiHidden="0" w:name="Medium Grid 1 Accent 5"/>
     <w:lsdException w:unhideWhenUsed="0" w:uiPriority="68" w:semiHidden="0" w:name="Medium Grid 2 Accent 5"/>
-    <w:lsdException w:unhideWhenUsed="0" w:uiPriority="69" w:semiHidden="0" w:name="Medium Grid 3 Accent 5"/>
-    <w:lsdException w:unhideWhenUsed="0" w:uiPriority="70" w:semiHidden="0" w:name="Dark List Accent 5"/>
+    <w:lsdException w:qFormat="1" w:unhideWhenUsed="0" w:uiPriority="69" w:semiHidden="0" w:name="Medium Grid 3 Accent 5"/>
+    <w:lsdException w:qFormat="1" w:unhideWhenUsed="0" w:uiPriority="70" w:semiHidden="0" w:name="Dark List Accent 5"/>
     <w:lsdException w:unhideWhenUsed="0" w:uiPriority="71" w:semiHidden="0" w:name="Colorful Shading Accent 5"/>
     <w:lsdException w:unhideWhenUsed="0" w:uiPriority="72" w:semiHidden="0" w:name="Colorful List Accent 5"/>
     <w:lsdException w:unhideWhenUsed="0" w:uiPriority="73" w:semiHidden="0" w:name="Colorful Grid Accent 5"/>
@@ -14379,13 +13942,13 @@
     <w:lsdException w:qFormat="1" w:unhideWhenUsed="0" w:uiPriority="64" w:semiHidden="0" w:name="Medium Shading 2 Accent 6"/>
     <w:lsdException w:unhideWhenUsed="0" w:uiPriority="65" w:semiHidden="0" w:name="Medium List 1 Accent 6"/>
     <w:lsdException w:unhideWhenUsed="0" w:uiPriority="66" w:semiHidden="0" w:name="Medium List 2 Accent 6"/>
-    <w:lsdException w:unhideWhenUsed="0" w:uiPriority="67" w:semiHidden="0" w:name="Medium Grid 1 Accent 6"/>
-    <w:lsdException w:unhideWhenUsed="0" w:uiPriority="68" w:semiHidden="0" w:name="Medium Grid 2 Accent 6"/>
+    <w:lsdException w:qFormat="1" w:unhideWhenUsed="0" w:uiPriority="67" w:semiHidden="0" w:name="Medium Grid 1 Accent 6"/>
+    <w:lsdException w:qFormat="1" w:unhideWhenUsed="0" w:uiPriority="68" w:semiHidden="0" w:name="Medium Grid 2 Accent 6"/>
     <w:lsdException w:unhideWhenUsed="0" w:uiPriority="69" w:semiHidden="0" w:name="Medium Grid 3 Accent 6"/>
     <w:lsdException w:unhideWhenUsed="0" w:uiPriority="70" w:semiHidden="0" w:name="Dark List Accent 6"/>
     <w:lsdException w:unhideWhenUsed="0" w:uiPriority="71" w:semiHidden="0" w:name="Colorful Shading Accent 6"/>
-    <w:lsdException w:unhideWhenUsed="0" w:uiPriority="72" w:semiHidden="0" w:name="Colorful List Accent 6"/>
-    <w:lsdException w:unhideWhenUsed="0" w:uiPriority="73" w:semiHidden="0" w:name="Colorful Grid Accent 6"/>
+    <w:lsdException w:qFormat="1" w:unhideWhenUsed="0" w:uiPriority="72" w:semiHidden="0" w:name="Colorful List Accent 6"/>
+    <w:lsdException w:qFormat="1" w:unhideWhenUsed="0" w:uiPriority="73" w:semiHidden="0" w:name="Colorful Grid Accent 6"/>
   </w:latentStyles>
   <w:style w:type="paragraph" w:default="1" w:styleId="1">
     <w:name w:val="Normal"/>
@@ -21539,6 +21102,7 @@
   <w:style w:type="table" w:styleId="180">
     <w:name w:val="Medium Shading 2 Accent 1"/>
     <w:basedOn w:val="12"/>
+    <w:qFormat/>
     <w:uiPriority w:val="64"/>
     <w:tblPr>
       <w:tblBorders>
@@ -22972,6 +22536,7 @@
   <w:style w:type="table" w:styleId="194">
     <w:name w:val="Medium List 2 Accent 1"/>
     <w:basedOn w:val="12"/>
+    <w:qFormat/>
     <w:uiPriority w:val="66"/>
     <w:rPr>
       <w:rFonts w:ascii="SimSun" w:hAnsi="SimSun" w:eastAsia="Courier New" w:cs="Times New Roman"/>
@@ -23965,6 +23530,7 @@
   <w:style w:type="table" w:styleId="205">
     <w:name w:val="Medium Grid 1 Accent 5"/>
     <w:basedOn w:val="12"/>
+    <w:qFormat/>
     <w:uiPriority w:val="67"/>
     <w:tblPr>
       <w:tblBorders>
@@ -24025,6 +23591,7 @@
   <w:style w:type="table" w:styleId="206">
     <w:name w:val="Medium Grid 1 Accent 6"/>
     <w:basedOn w:val="12"/>
+    <w:qFormat/>
     <w:uiPriority w:val="67"/>
     <w:tblPr>
       <w:tblBorders>
@@ -24310,6 +23877,7 @@
   <w:style w:type="table" w:styleId="209">
     <w:name w:val="Medium Grid 2 Accent 2"/>
     <w:basedOn w:val="12"/>
+    <w:qFormat/>
     <w:uiPriority w:val="68"/>
     <w:rPr>
       <w:rFonts w:ascii="SimSun" w:hAnsi="SimSun" w:eastAsia="Courier New" w:cs="Times New Roman"/>
@@ -24422,6 +23990,7 @@
   <w:style w:type="table" w:styleId="210">
     <w:name w:val="Medium Grid 2 Accent 3"/>
     <w:basedOn w:val="12"/>
+    <w:qFormat/>
     <w:uiPriority w:val="68"/>
     <w:rPr>
       <w:rFonts w:ascii="SimSun" w:hAnsi="SimSun" w:eastAsia="Courier New" w:cs="Times New Roman"/>
@@ -24759,6 +24328,7 @@
   <w:style w:type="table" w:styleId="213">
     <w:name w:val="Medium Grid 2 Accent 6"/>
     <w:basedOn w:val="12"/>
+    <w:qFormat/>
     <w:uiPriority w:val="68"/>
     <w:rPr>
       <w:rFonts w:ascii="SimSun" w:hAnsi="SimSun" w:eastAsia="Courier New" w:cs="Times New Roman"/>
@@ -25128,6 +24698,7 @@
   <w:style w:type="table" w:styleId="216">
     <w:name w:val="Medium Grid 3 Accent 2"/>
     <w:basedOn w:val="12"/>
+    <w:qFormat/>
     <w:uiPriority w:val="69"/>
     <w:tblPr>
       <w:tblBorders>
@@ -25513,6 +25084,7 @@
   <w:style w:type="table" w:styleId="219">
     <w:name w:val="Medium Grid 3 Accent 5"/>
     <w:basedOn w:val="12"/>
+    <w:qFormat/>
     <w:uiPriority w:val="69"/>
     <w:tblPr>
       <w:tblBorders>
@@ -25872,6 +25444,7 @@
   <w:style w:type="table" w:styleId="222">
     <w:name w:val="Dark List Accent 1"/>
     <w:basedOn w:val="12"/>
+    <w:qFormat/>
     <w:uiPriority w:val="70"/>
     <w:rPr>
       <w:color w:val="FFFFFF"/>
@@ -26285,6 +25858,7 @@
   <w:style w:type="table" w:styleId="226">
     <w:name w:val="Dark List Accent 5"/>
     <w:basedOn w:val="12"/>
+    <w:qFormat/>
     <w:uiPriority w:val="70"/>
     <w:rPr>
       <w:color w:val="FFFFFF"/>
@@ -26600,6 +26174,7 @@
   <w:style w:type="table" w:styleId="229">
     <w:name w:val="Colorful Shading Accent 1"/>
     <w:basedOn w:val="12"/>
+    <w:qFormat/>
     <w:uiPriority w:val="71"/>
     <w:rPr>
       <w:color w:val="000000"/>
@@ -26709,6 +26284,7 @@
   <w:style w:type="table" w:styleId="230">
     <w:name w:val="Colorful Shading Accent 2"/>
     <w:basedOn w:val="12"/>
+    <w:qFormat/>
     <w:uiPriority w:val="71"/>
     <w:rPr>
       <w:color w:val="000000"/>
@@ -27244,6 +26820,7 @@
   <w:style w:type="table" w:styleId="235">
     <w:name w:val="Colorful List"/>
     <w:basedOn w:val="12"/>
+    <w:qFormat/>
     <w:uiPriority w:val="72"/>
     <w:rPr>
       <w:color w:val="000000"/>
@@ -27319,6 +26896,7 @@
   <w:style w:type="table" w:styleId="236">
     <w:name w:val="Colorful List Accent 1"/>
     <w:basedOn w:val="12"/>
+    <w:qFormat/>
     <w:uiPriority w:val="72"/>
     <w:rPr>
       <w:color w:val="000000"/>
@@ -27394,6 +26972,7 @@
   <w:style w:type="table" w:styleId="237">
     <w:name w:val="Colorful List Accent 2"/>
     <w:basedOn w:val="12"/>
+    <w:qFormat/>
     <w:uiPriority w:val="72"/>
     <w:rPr>
       <w:color w:val="000000"/>
@@ -27694,6 +27273,7 @@
   <w:style w:type="table" w:styleId="241">
     <w:name w:val="Colorful List Accent 6"/>
     <w:basedOn w:val="12"/>
+    <w:qFormat/>
     <w:uiPriority w:val="72"/>
     <w:rPr>
       <w:color w:val="000000"/>
@@ -28171,6 +27751,7 @@
   <w:style w:type="table" w:styleId="248">
     <w:name w:val="Colorful Grid Accent 6"/>
     <w:basedOn w:val="12"/>
+    <w:qFormat/>
     <w:uiPriority w:val="73"/>
     <w:rPr>
       <w:color w:val="000000"/>
